--- a/docx_chapters/07_AAA - what each includes.docx
+++ b/docx_chapters/07_AAA - what each includes.docx
@@ -381,6 +381,36 @@
       </w:r>
       <w:r>
         <w:t xml:space="preserve">. These should be pretty straightforward to use. Trailheads—the starting points for the hikes—are marked with a green dot, and the trail is in red, with key features of the trail noted along the way. We also include one or more photos for each hike; we tried to select these to show what makes the hike unique.</w:t>
+      </w:r>
+    </w:p>
+    <w:p>
+      <w:pPr>
+        <w:pStyle w:val="BodyText"/>
+      </w:pPr>
+      <w:r>
+        <w:t xml:space="preserve">Each chapter also includes directions to the trailhead with a street address or GPS coordinates. In some cases, remote trailheads without street addresses use a</w:t>
+      </w:r>
+      <w:r>
+        <w:t xml:space="preserve"> </w:t>
+      </w:r>
+      <w:r>
+        <w:rPr>
+          <w:b/>
+          <w:bCs/>
+        </w:rPr>
+        <w:t xml:space="preserve">Google Maps Plus code</w:t>
+      </w:r>
+      <w:r>
+        <w:t xml:space="preserve">—a short, alphanumeric code (like</w:t>
+      </w:r>
+      <w:r>
+        <w:t xml:space="preserve"> </w:t>
+      </w:r>
+      <w:r>
+        <w:t xml:space="preserve">“W2HG+M9”</w:t>
+      </w:r>
+      <w:r>
+        <w:t xml:space="preserve">) that pinpoints an exact location anywhere in the world. Plus codes only work in Google Maps, so if you use a different navigation app, use the GPS coordinates instead.</w:t>
       </w:r>
     </w:p>
     <w:bookmarkEnd w:id="25"/>

--- a/docx_chapters/07_AAA - what each includes.docx
+++ b/docx_chapters/07_AAA - what each includes.docx
@@ -2,7 +2,7 @@
 <file path=word/document.xml><?xml version="1.0" encoding="utf-8"?>
 <w:document xmlns:w="http://schemas.openxmlformats.org/wordprocessingml/2006/main" xmlns:m="http://schemas.openxmlformats.org/officeDocument/2006/math" xmlns:r="http://schemas.openxmlformats.org/officeDocument/2006/relationships" xmlns:o="urn:schemas-microsoft-com:office:office" xmlns:v="urn:schemas-microsoft-com:vml" xmlns:w10="urn:schemas-microsoft-com:office:word" xmlns:a="http://schemas.openxmlformats.org/drawingml/2006/main" xmlns:pic="http://schemas.openxmlformats.org/drawingml/2006/picture" xmlns:wp="http://schemas.openxmlformats.org/drawingml/2006/wordprocessingDrawing">
   <w:body>
-    <w:bookmarkStart w:id="28" w:name="what-each-chapter-includes"/>
+    <w:bookmarkStart w:id="25" w:name="what-each-chapter-includes"/>
     <w:p>
       <w:pPr>
         <w:pStyle w:val="Heading2"/>
@@ -57,7 +57,7 @@
       </w:r>
     </w:p>
     <w:bookmarkEnd w:id="20"/>
-    <w:bookmarkStart w:id="24" w:name="key-characteristics"/>
+    <w:bookmarkStart w:id="21" w:name="key-characteristics"/>
     <w:p>
       <w:pPr>
         <w:pStyle w:val="Heading3"/>
@@ -179,181 +179,65 @@
         <w:pStyle w:val="BodyText"/>
       </w:pPr>
       <w:r>
-        <w:t xml:space="preserve">The key characteristics also include the length of the hike, approximately how long it takes to hike, the elevation change (Flat, Gentle, Moderate, Steep, and Very Steep), whether pets are allowed a parking pass required, and the presence of a restroom. Finally, we also note whether the trail is accessible for those with strollers and wheelchairs.</w:t>
-      </w:r>
-    </w:p>
-    <w:tbl>
-      <w:tblPr>
-        <w:tblStyle w:val="Table"/>
-        <w:tblLook w:firstRow="0" w:lastRow="0" w:firstColumn="0" w:lastColumn="0" w:noHBand="0" w:noVBand="0" w:val="0000"/>
-        <w:tblBorders>
-          <w:top w:val="single" w:sz="4" w:space="0" w:color="EB9113"/>
-          <w:left w:val="single" w:sz="24" w:space="0" w:color="EB9113"/>
-          <w:bottom w:val="single" w:sz="4" w:space="0" w:color="EB9113"/>
-          <w:right w:val="single" w:sz="4" w:space="0" w:color="EB9113"/>
-        </w:tblBorders>
-        <w:tblCellMar>
-          <w:left w:w="144" w:type="dxa"/>
-          <w:right w:w="144" w:type="dxa"/>
-        </w:tblCellMar>
-        <w:tblLook w:firstRow="0" w:lastRow="0" w:firstColumn="0" w:lastColumn="0" w:noHBand="0" w:noVBand="0" w:val="0000"/>
-      </w:tblPr>
-      <w:tr>
-        <w:trPr>
-          <w:cantSplit/>
-        </w:trPr>
-        <w:tc>
-          <w:tcPr>
-            <w:shd w:color="auto" w:fill="fcefdc" w:val="clear"/>
-            <w:tcMar>
-              <w:top w:w="92" w:type="dxa"/>
-              <w:bottom w:w="92" w:type="dxa"/>
-            </w:tcMar>
-          </w:tcPr>
-          <w:p>
-            <w:pPr>
-              <w:pStyle w:val="BodyText"/>
-            </w:pPr>
-            <w:pPr>
-              <w:spacing w:before="0" w:after="0"/>
-              <w:textAlignment w:val="center"/>
-            </w:pPr>
-            <w:r>
-              <w:drawing>
-                <wp:inline>
-                  <wp:extent cx="152400" cy="152400"/>
-                  <wp:effectExtent b="0" l="0" r="0" t="0"/>
-                  <wp:docPr descr="" title="" id="22" name="Picture"/>
-                  <a:graphic>
-                    <a:graphicData uri="http://schemas.openxmlformats.org/drawingml/2006/picture">
-                      <pic:pic>
-                        <pic:nvPicPr>
-                          <pic:cNvPr descr="/Applications/quarto/share/formats/docx/warning.png" id="23" name="Picture"/>
-                          <pic:cNvPicPr>
-                            <a:picLocks noChangeArrowheads="1" noChangeAspect="1"/>
-                          </pic:cNvPicPr>
-                        </pic:nvPicPr>
-                        <pic:blipFill>
-                          <a:blip r:embed="rId21"/>
-                          <a:stretch>
-                            <a:fillRect/>
-                          </a:stretch>
-                        </pic:blipFill>
-                        <pic:spPr bwMode="auto">
-                          <a:xfrm>
-                            <a:off x="0" y="0"/>
-                            <a:ext cx="152400" cy="152400"/>
-                          </a:xfrm>
-                          <a:prstGeom prst="rect">
-                            <a:avLst/>
-                          </a:prstGeom>
-                          <a:noFill/>
-                          <a:ln w="9525">
-                            <a:noFill/>
-                            <a:headEnd/>
-                            <a:tailEnd/>
-                          </a:ln>
-                        </pic:spPr>
-                      </pic:pic>
-                    </a:graphicData>
-                  </a:graphic>
-                </wp:inline>
-              </w:drawing>
-            </w:r>
-            <w:r>
-              <w:t xml:space="preserve"> </w:t>
-            </w:r>
-            <w:r>
-              <w:t xml:space="preserve"> </w:t>
-            </w:r>
-            <w:r>
-              <w:t xml:space="preserve">Warning</w:t>
-            </w:r>
-          </w:p>
-        </w:tc>
-      </w:tr>
-      <w:tr>
-        <w:trPr>
-          <w:cantSplit/>
-        </w:trPr>
-        <w:tc>
-          <w:tcPr>
-            <w:tcMar>
-              <w:top w:w="108" w:type="dxa"/>
-              <w:bottom w:w="108" w:type="dxa"/>
-            </w:tcMar>
-          </w:tcPr>
-          <w:p>
-            <w:pPr>
-              <w:pStyle w:val="BodyText"/>
-            </w:pPr>
-            <w:pPr>
-              <w:spacing w:before="16"/>
-            </w:pPr>
-            <w:r>
-              <w:rPr>
-                <w:b/>
-                <w:bCs/>
-              </w:rPr>
-              <w:t xml:space="preserve">Check Before You Go:</w:t>
-            </w:r>
-            <w:r>
-              <w:t xml:space="preserve"> </w:t>
-            </w:r>
-            <w:r>
-              <w:t xml:space="preserve">Trail access and conditions can change rapidly due to weather, maintenance, or seasonal closures, and — especially for the Great Smoky Mountains National Park — federal funding circumstances!</w:t>
-            </w:r>
-          </w:p>
-          <w:p>
-            <w:pPr>
-              <w:pStyle w:val="BodyText"/>
-            </w:pPr>
-            <w:r>
-              <w:t xml:space="preserve">Before heading out, consider the following:</w:t>
-            </w:r>
-          </w:p>
-          <w:p>
-            <w:pPr>
-              <w:pStyle w:val="Compact"/>
-              <w:numPr>
-                <w:ilvl w:val="0"/>
-                <w:numId w:val="1002"/>
-              </w:numPr>
-            </w:pPr>
-            <w:r>
-              <w:t xml:space="preserve">Visit official park websites for up-to-date trail status.</w:t>
-            </w:r>
-          </w:p>
-          <w:p>
-            <w:pPr>
-              <w:pStyle w:val="Compact"/>
-              <w:numPr>
-                <w:ilvl w:val="0"/>
-                <w:numId w:val="1002"/>
-              </w:numPr>
-            </w:pPr>
-            <w:r>
-              <w:t xml:space="preserve">Call the local ranger station or visitor center to confirm access and hours.</w:t>
-            </w:r>
-          </w:p>
-          <w:p>
-            <w:pPr>
-              <w:pStyle w:val="Compact"/>
-              <w:numPr>
-                <w:ilvl w:val="0"/>
-                <w:numId w:val="1002"/>
-              </w:numPr>
-            </w:pPr>
-            <w:r>
-              <w:t xml:space="preserve">Review recent weather forecasts and trail reports for hazards.</w:t>
-            </w:r>
-          </w:p>
-          <w:p/>
-        </w:tc>
-      </w:tr>
-    </w:tbl>
-    <w:bookmarkEnd w:id="24"/>
-    <w:bookmarkStart w:id="25" w:name="trail-maps-and-photos"/>
+        <w:t xml:space="preserve">The key characteristics also include the length of the hike, approximately how long it takes to hike, the elevation change (Flat, Gentle, Moderate, Steep, and Very Steep), whether pets are allowed a parking pass required, and the presence of a restroom. Finally, we also note the accessibility of each trail.</w:t>
+      </w:r>
+    </w:p>
+    <w:p>
+      <w:pPr>
+        <w:pStyle w:val="BodyText"/>
+      </w:pPr>
+      <w:r>
+        <w:rPr>
+          <w:b/>
+          <w:bCs/>
+        </w:rPr>
+        <w:t xml:space="preserve">Understanding Accessibility:</w:t>
+      </w:r>
+      <w:r>
+        <w:t xml:space="preserve"> </w:t>
+      </w:r>
+      <w:r>
+        <w:t xml:space="preserve">The accessibility rating describes the trail surface and terrain to help you determine whether the trail works for your family’s needs.</w:t>
+      </w:r>
+      <w:r>
+        <w:t xml:space="preserve"> </w:t>
+      </w:r>
+      <w:r>
+        <w:t xml:space="preserve">“Accessible”</w:t>
+      </w:r>
+      <w:r>
+        <w:t xml:space="preserve"> </w:t>
+      </w:r>
+      <w:r>
+        <w:t xml:space="preserve">trails are fully paved and relatively flat, suitable for wheelchairs, strollers, and mobility devices.</w:t>
+      </w:r>
+      <w:r>
+        <w:t xml:space="preserve"> </w:t>
+      </w:r>
+      <w:r>
+        <w:t xml:space="preserve">“Partially accessible”</w:t>
+      </w:r>
+      <w:r>
+        <w:t xml:space="preserve"> </w:t>
+      </w:r>
+      <w:r>
+        <w:t xml:space="preserve">trails may be paved for a portion of the route or have graded gravel surfaces that work for some wheeled devices.</w:t>
+      </w:r>
+      <w:r>
+        <w:t xml:space="preserve"> </w:t>
+      </w:r>
+      <w:r>
+        <w:t xml:space="preserve">“Not accessible”</w:t>
+      </w:r>
+      <w:r>
+        <w:t xml:space="preserve"> </w:t>
+      </w:r>
+      <w:r>
+        <w:t xml:space="preserve">trails have unpaved, uneven, rocky, or steep terrain that makes them unsuitable for wheels. These ratings help all families plan hikes that match their needs, whether you’re pushing a stroller, using a wheelchair, or simply prefer smoother surfaces.</w:t>
+      </w:r>
+    </w:p>
+    <w:bookmarkEnd w:id="21"/>
+    <w:bookmarkStart w:id="22" w:name="trail-maps-and-photos"/>
     <w:p>
       <w:pPr>
         <w:pStyle w:val="Heading3"/>
@@ -413,8 +297,8 @@
         <w:t xml:space="preserve">) that pinpoints an exact location anywhere in the world. Plus codes only work in Google Maps, so if you use a different navigation app, use the GPS coordinates instead.</w:t>
       </w:r>
     </w:p>
-    <w:bookmarkEnd w:id="25"/>
-    <w:bookmarkStart w:id="26" w:name="call-outs"/>
+    <w:bookmarkEnd w:id="22"/>
+    <w:bookmarkStart w:id="23" w:name="call-outs"/>
     <w:p>
       <w:pPr>
         <w:pStyle w:val="Heading3"/>
@@ -444,8 +328,8 @@
         <w:t xml:space="preserve">. Look for these in the call-outs in most of the chapters, and consider sharing parts of them with your little hikers.</w:t>
       </w:r>
     </w:p>
-    <w:bookmarkEnd w:id="26"/>
-    <w:bookmarkStart w:id="27" w:name="doing-more"/>
+    <w:bookmarkEnd w:id="23"/>
+    <w:bookmarkStart w:id="24" w:name="doing-more"/>
     <w:p>
       <w:pPr>
         <w:pStyle w:val="Heading3"/>
@@ -483,8 +367,8 @@
         <w:t xml:space="preserve">The next two chapters provide the key characteristics for all of the hikes in the book as and Top 5 hikes in different categories, respectively.</w:t>
       </w:r>
     </w:p>
-    <w:bookmarkEnd w:id="27"/>
-    <w:bookmarkEnd w:id="28"/>
+    <w:bookmarkEnd w:id="24"/>
+    <w:bookmarkEnd w:id="25"/>
     <w:sectPr>
       <w:footnotePr>
         <w:numRestart w:val="eachSect"/>
@@ -702,9 +586,6 @@
     <w:abstractNumId w:val="990"/>
   </w:num>
   <w:num w:numId="1001">
-    <w:abstractNumId w:val="991"/>
-  </w:num>
-  <w:num w:numId="1002">
     <w:abstractNumId w:val="991"/>
   </w:num>
 </w:numbering>

--- a/docx_chapters/07_AAA - what each includes.docx
+++ b/docx_chapters/07_AAA - what each includes.docx
@@ -199,41 +199,73 @@
       <w:r>
         <w:t xml:space="preserve">The accessibility rating describes the trail surface and terrain to help you determine whether the trail works for your family’s needs.</w:t>
       </w:r>
+    </w:p>
+    <w:p>
+      <w:pPr>
+        <w:pStyle w:val="Compact"/>
+        <w:numPr>
+          <w:ilvl w:val="0"/>
+          <w:numId w:val="1002"/>
+        </w:numPr>
+      </w:pPr>
+      <w:r>
+        <w:t xml:space="preserve">“Accessible”</w:t>
+      </w:r>
       <w:r>
         <w:t xml:space="preserve"> </w:t>
       </w:r>
       <w:r>
-        <w:t xml:space="preserve">“Accessible”</w:t>
+        <w:t xml:space="preserve">trails are fully paved and relatively flat, suitable for wheelchairs, strollers, and mobility devices.</w:t>
+      </w:r>
+      <w:r>
+        <w:br/>
+      </w:r>
+    </w:p>
+    <w:p>
+      <w:pPr>
+        <w:pStyle w:val="Compact"/>
+        <w:numPr>
+          <w:ilvl w:val="0"/>
+          <w:numId w:val="1002"/>
+        </w:numPr>
+      </w:pPr>
+      <w:r>
+        <w:t xml:space="preserve">“Partially accessible”</w:t>
       </w:r>
       <w:r>
         <w:t xml:space="preserve"> </w:t>
       </w:r>
       <w:r>
-        <w:t xml:space="preserve">trails are fully paved and relatively flat, suitable for wheelchairs, strollers, and mobility devices.</w:t>
+        <w:t xml:space="preserve">trails may be paved for a portion of the route or have graded gravel surfaces that work for some wheeled devices.</w:t>
+      </w:r>
+      <w:r>
+        <w:br/>
+      </w:r>
+    </w:p>
+    <w:p>
+      <w:pPr>
+        <w:pStyle w:val="Compact"/>
+        <w:numPr>
+          <w:ilvl w:val="0"/>
+          <w:numId w:val="1002"/>
+        </w:numPr>
+      </w:pPr>
+      <w:r>
+        <w:t xml:space="preserve">“Not accessible”</w:t>
       </w:r>
       <w:r>
         <w:t xml:space="preserve"> </w:t>
       </w:r>
       <w:r>
-        <w:t xml:space="preserve">“Partially accessible”</w:t>
-      </w:r>
-      <w:r>
-        <w:t xml:space="preserve"> </w:t>
-      </w:r>
-      <w:r>
-        <w:t xml:space="preserve">trails may be paved for a portion of the route or have graded gravel surfaces that work for some wheeled devices.</w:t>
-      </w:r>
-      <w:r>
-        <w:t xml:space="preserve"> </w:t>
-      </w:r>
-      <w:r>
-        <w:t xml:space="preserve">“Not accessible”</w:t>
-      </w:r>
-      <w:r>
-        <w:t xml:space="preserve"> </w:t>
-      </w:r>
-      <w:r>
-        <w:t xml:space="preserve">trails have unpaved, uneven, rocky, or steep terrain that makes them unsuitable for wheels. These ratings help all families plan hikes that match their needs, whether you’re pushing a stroller, using a wheelchair, or simply prefer smoother surfaces.</w:t>
+        <w:t xml:space="preserve">trails have unpaved, uneven, rocky, or steep terrain that makes them unsuitable for wheels.</w:t>
+      </w:r>
+    </w:p>
+    <w:p>
+      <w:pPr>
+        <w:pStyle w:val="FirstParagraph"/>
+      </w:pPr>
+      <w:r>
+        <w:t xml:space="preserve">These ratings are intended to help you plan hikes that match your needs, whether you’re pushing a stroller, using a wheelchair, or simply prefer smoother surfaces.</w:t>
       </w:r>
     </w:p>
     <w:bookmarkEnd w:id="21"/>
@@ -586,6 +618,9 @@
     <w:abstractNumId w:val="990"/>
   </w:num>
   <w:num w:numId="1001">
+    <w:abstractNumId w:val="991"/>
+  </w:num>
+  <w:num w:numId="1002">
     <w:abstractNumId w:val="991"/>
   </w:num>
 </w:numbering>
